--- a/Tugas/p4/MUHAMMAD ZULFAHMI RADITYO - - 4. Worksheet_PABW_Pertemuan4 - ID.docx
+++ b/Tugas/p4/MUHAMMAD ZULFAHMI RADITYO - - 4. Worksheet_PABW_Pertemuan4 - ID.docx
@@ -2218,6 +2218,9 @@
             <w:pPr>
               <w:spacing w:before="20" w:after="20" w:line="252" w:lineRule="auto"/>
             </w:pPr>
+            <w:r>
+              <w:t>#F0FDF4</w:t>
+            </w:r>
           </w:p>
         </w:tc>
       </w:tr>
@@ -2314,6 +2317,9 @@
             <w:pPr>
               <w:spacing w:before="20" w:after="20" w:line="252" w:lineRule="auto"/>
             </w:pPr>
+            <w:r>
+              <w:t>#064E3B</w:t>
+            </w:r>
           </w:p>
         </w:tc>
       </w:tr>
@@ -2406,6 +2412,9 @@
             <w:pPr>
               <w:spacing w:before="20" w:after="20" w:line="252" w:lineRule="auto"/>
             </w:pPr>
+            <w:r>
+              <w:t>#FFFFFF</w:t>
+            </w:r>
           </w:p>
         </w:tc>
       </w:tr>
@@ -2502,6 +2511,9 @@
             <w:pPr>
               <w:spacing w:before="20" w:after="20" w:line="252" w:lineRule="auto"/>
             </w:pPr>
+            <w:r>
+              <w:t>#A7F3D0</w:t>
+            </w:r>
           </w:p>
         </w:tc>
       </w:tr>
@@ -2594,6 +2606,9 @@
             <w:pPr>
               <w:spacing w:before="20" w:after="20" w:line="252" w:lineRule="auto"/>
             </w:pPr>
+            <w:r>
+              <w:t>#047857</w:t>
+            </w:r>
           </w:p>
         </w:tc>
       </w:tr>
@@ -2690,6 +2705,9 @@
             <w:pPr>
               <w:spacing w:before="20" w:after="20" w:line="252" w:lineRule="auto"/>
             </w:pPr>
+            <w:r>
+              <w:t>#C2410C</w:t>
+            </w:r>
           </w:p>
         </w:tc>
       </w:tr>
@@ -2782,6 +2800,9 @@
             <w:pPr>
               <w:spacing w:before="20" w:after="20" w:line="252" w:lineRule="auto"/>
             </w:pPr>
+            <w:r>
+              <w:t>#059669</w:t>
+            </w:r>
           </w:p>
         </w:tc>
       </w:tr>
@@ -3078,6 +3099,9 @@
             <w:pPr>
               <w:spacing w:before="20" w:after="20" w:line="252" w:lineRule="auto"/>
             </w:pPr>
+            <w:r>
+              <w:t>0.25rem</w:t>
+            </w:r>
           </w:p>
         </w:tc>
       </w:tr>
@@ -3174,6 +3198,9 @@
             <w:pPr>
               <w:spacing w:before="20" w:after="20" w:line="252" w:lineRule="auto"/>
             </w:pPr>
+            <w:r>
+              <w:t>0.5rem</w:t>
+            </w:r>
           </w:p>
         </w:tc>
       </w:tr>
@@ -3266,6 +3293,9 @@
             <w:pPr>
               <w:spacing w:before="20" w:after="20" w:line="252" w:lineRule="auto"/>
             </w:pPr>
+            <w:r>
+              <w:t>0.875rem</w:t>
+            </w:r>
           </w:p>
         </w:tc>
       </w:tr>
@@ -3362,6 +3392,9 @@
             <w:pPr>
               <w:spacing w:before="20" w:after="20" w:line="252" w:lineRule="auto"/>
             </w:pPr>
+            <w:r>
+              <w:t>1.25rem</w:t>
+            </w:r>
           </w:p>
         </w:tc>
       </w:tr>
@@ -3454,6 +3487,9 @@
             <w:pPr>
               <w:spacing w:before="20" w:after="20" w:line="252" w:lineRule="auto"/>
             </w:pPr>
+            <w:r>
+              <w:t>2rem</w:t>
+            </w:r>
           </w:p>
         </w:tc>
       </w:tr>
@@ -3550,6 +3586,9 @@
             <w:pPr>
               <w:spacing w:before="20" w:after="20" w:line="252" w:lineRule="auto"/>
             </w:pPr>
+            <w:r>
+              <w:t>0.75rem</w:t>
+            </w:r>
           </w:p>
         </w:tc>
       </w:tr>
@@ -3642,6 +3681,9 @@
             <w:pPr>
               <w:spacing w:before="20" w:after="20" w:line="252" w:lineRule="auto"/>
             </w:pPr>
+            <w:r>
+              <w:t>9999px</w:t>
+            </w:r>
           </w:p>
         </w:tc>
       </w:tr>
@@ -3738,6 +3780,9 @@
             <w:pPr>
               <w:spacing w:before="20" w:after="20" w:line="252" w:lineRule="auto"/>
             </w:pPr>
+            <w:r>
+              <w:t>0 2px 5px rgba(0,0,0,0.08)</w:t>
+            </w:r>
           </w:p>
         </w:tc>
       </w:tr>
@@ -3830,6 +3875,9 @@
             <w:pPr>
               <w:spacing w:before="20" w:after="20" w:line="252" w:lineRule="auto"/>
             </w:pPr>
+            <w:r>
+              <w:t>0.875rem</w:t>
+            </w:r>
           </w:p>
         </w:tc>
       </w:tr>
@@ -3926,6 +3974,9 @@
             <w:pPr>
               <w:spacing w:before="20" w:after="20" w:line="252" w:lineRule="auto"/>
             </w:pPr>
+            <w:r>
+              <w:t>1.05rem</w:t>
+            </w:r>
           </w:p>
         </w:tc>
       </w:tr>
@@ -4018,6 +4069,9 @@
             <w:pPr>
               <w:spacing w:before="20" w:after="20" w:line="252" w:lineRule="auto"/>
             </w:pPr>
+            <w:r>
+              <w:t>1.6rem</w:t>
+            </w:r>
           </w:p>
         </w:tc>
       </w:tr>
@@ -4114,6 +4168,9 @@
             <w:pPr>
               <w:spacing w:before="20" w:after="20" w:line="252" w:lineRule="auto"/>
             </w:pPr>
+            <w:r>
+              <w:t>2.5rem</w:t>
+            </w:r>
           </w:p>
         </w:tc>
       </w:tr>
@@ -4177,7 +4234,7 @@
                 <w:color w:val="1A1A2E"/>
                 <w:sz w:val="20"/>
               </w:rPr>
-              <w:t xml:space="preserve">Kriterianya satu: Anda dapat mengubah warna utama halaman di SATU baris di tokens.css, lalu seluruh halaman ikut berubah — tombol, tautan, judul, garis fokus, semuanya </w:t>
+              <w:t xml:space="preserve">Kriterianya satu: Anda dapat mengubah warna utama halaman </w:t>
             </w:r>
             <w:r>
               <w:rPr>
@@ -4186,7 +4243,7 @@
                 <w:sz w:val="20"/>
               </w:rPr>
               <w:lastRenderedPageBreak/>
-              <w:t>— tanpa menyunting berkas lain. Bila Anda masih harus mencari warna itu di berkas lain, pekerjaan hari ini belum selesai. Anda menguji ini di Lembar G.</w:t>
+              <w:t>di SATU baris di tokens.css, lalu seluruh halaman ikut berubah — tombol, tautan, judul, garis fokus, semuanya — tanpa menyunting berkas lain. Bila Anda masih harus mencari warna itu di berkas lain, pekerjaan hari ini belum selesai. Anda menguji ini di Lembar G.</w:t>
             </w:r>
           </w:p>
         </w:tc>
@@ -4738,6 +4795,9 @@
             <w:pPr>
               <w:spacing w:before="20" w:after="20" w:line="252" w:lineRule="auto"/>
             </w:pPr>
+            <w:r>
+              <w:t>Sudah</w:t>
+            </w:r>
           </w:p>
         </w:tc>
       </w:tr>
@@ -4786,6 +4846,12 @@
             <w:pPr>
               <w:spacing w:before="20" w:after="20" w:line="252" w:lineRule="auto"/>
             </w:pPr>
+            <w:r>
+              <w:t>S</w:t>
+            </w:r>
+            <w:r>
+              <w:t>udah</w:t>
+            </w:r>
           </w:p>
         </w:tc>
       </w:tr>
@@ -4832,6 +4898,9 @@
             <w:pPr>
               <w:spacing w:before="20" w:after="20" w:line="252" w:lineRule="auto"/>
             </w:pPr>
+            <w:r>
+              <w:t>Sudah</w:t>
+            </w:r>
           </w:p>
         </w:tc>
       </w:tr>
@@ -5506,6 +5575,9 @@
             <w:pPr>
               <w:spacing w:before="20" w:after="20" w:line="252" w:lineRule="auto"/>
             </w:pPr>
+            <w:r>
+              <w:t>sudah</w:t>
+            </w:r>
           </w:p>
         </w:tc>
       </w:tr>
@@ -5554,6 +5626,9 @@
             <w:pPr>
               <w:spacing w:before="20" w:after="20" w:line="252" w:lineRule="auto"/>
             </w:pPr>
+            <w:r>
+              <w:t>sudah</w:t>
+            </w:r>
           </w:p>
         </w:tc>
       </w:tr>
@@ -5600,6 +5675,9 @@
             <w:pPr>
               <w:spacing w:before="20" w:after="20" w:line="252" w:lineRule="auto"/>
             </w:pPr>
+            <w:r>
+              <w:t>sudah</w:t>
+            </w:r>
           </w:p>
         </w:tc>
       </w:tr>
@@ -7088,6 +7166,9 @@
             <w:pPr>
               <w:spacing w:before="20" w:after="20" w:line="252" w:lineRule="auto"/>
             </w:pPr>
+            <w:r>
+              <w:t>bersih</w:t>
+            </w:r>
           </w:p>
         </w:tc>
       </w:tr>
@@ -7160,6 +7241,9 @@
             <w:pPr>
               <w:spacing w:before="20" w:after="20" w:line="252" w:lineRule="auto"/>
             </w:pPr>
+            <w:r>
+              <w:t>Status 200</w:t>
+            </w:r>
           </w:p>
         </w:tc>
       </w:tr>
@@ -7229,6 +7313,9 @@
             <w:pPr>
               <w:spacing w:before="20" w:after="20" w:line="252" w:lineRule="auto"/>
             </w:pPr>
+            <w:r>
+              <w:t>Seluruh token lengkap</w:t>
+            </w:r>
           </w:p>
         </w:tc>
       </w:tr>
@@ -11710,6 +11797,9 @@
             <w:pPr>
               <w:spacing w:before="20" w:after="20" w:line="252" w:lineRule="auto"/>
             </w:pPr>
+            <w:r>
+              <w:t>1 baris kiri dan kanan</w:t>
+            </w:r>
           </w:p>
         </w:tc>
       </w:tr>
@@ -11782,6 +11872,9 @@
             <w:pPr>
               <w:spacing w:before="20" w:after="20" w:line="252" w:lineRule="auto"/>
             </w:pPr>
+            <w:r>
+              <w:t>Menu turun baris tanpa terpotong</w:t>
+            </w:r>
           </w:p>
         </w:tc>
       </w:tr>
@@ -11851,6 +11944,9 @@
             <w:pPr>
               <w:spacing w:before="20" w:after="20" w:line="252" w:lineRule="auto"/>
             </w:pPr>
+            <w:r>
+              <w:t>Turun menjadi 1 kolom tanpa scroll mendatar</w:t>
+            </w:r>
           </w:p>
         </w:tc>
       </w:tr>
@@ -11923,6 +12019,9 @@
             <w:pPr>
               <w:spacing w:before="20" w:after="20" w:line="252" w:lineRule="auto"/>
             </w:pPr>
+            <w:r>
+              <w:t>Seragam memakai token  --space-*</w:t>
+            </w:r>
           </w:p>
         </w:tc>
       </w:tr>
@@ -11988,6 +12087,7 @@
           <w:color w:val="5A6080"/>
           <w:sz w:val="17"/>
         </w:rPr>
+        <w:lastRenderedPageBreak/>
         <w:t>D — simpan perubahan</w:t>
       </w:r>
     </w:p>
@@ -12108,7 +12208,6 @@
           <w:i/>
           <w:sz w:val="19"/>
         </w:rPr>
-        <w:lastRenderedPageBreak/>
         <w:t>Cara memastikan: muat ulang halaman repositori, lalu buka layout.css. Perhatikan bahwa berkasnya berisi flexbox dan gap — bukan float. Bila Anda masih melihat float, ada sisa cara lama yang perlu dibuang.</w:t>
       </w:r>
     </w:p>
@@ -14197,7 +14296,22 @@
           <w:p>
             <w:pPr>
               <w:spacing w:before="20" w:after="20" w:line="252" w:lineRule="auto"/>
-            </w:pPr>
+              <w:rPr>
+                <w:lang w:val="en-ID"/>
+              </w:rPr>
+            </w:pPr>
+            <w:r>
+              <w:rPr>
+                <w:lang w:val="en-ID"/>
+              </w:rPr>
+              <w:t xml:space="preserve">Terlihat jelas dengan garis fokus </w:t>
+            </w:r>
+            <w:r>
+              <w:rPr>
+                <w:lang w:val="en-ID"/>
+              </w:rPr>
+              <w:t>kuning</w:t>
+            </w:r>
           </w:p>
         </w:tc>
       </w:tr>
@@ -14270,6 +14384,9 @@
             <w:pPr>
               <w:spacing w:before="20" w:after="20" w:line="252" w:lineRule="auto"/>
             </w:pPr>
+            <w:r>
+              <w:t>Terlihat jelas dan memenuhi kontras</w:t>
+            </w:r>
           </w:p>
         </w:tc>
       </w:tr>
@@ -14339,6 +14456,9 @@
             <w:pPr>
               <w:spacing w:before="20" w:after="20" w:line="252" w:lineRule="auto"/>
             </w:pPr>
+            <w:r>
+              <w:t>Ada tanda merah sebelum di isi</w:t>
+            </w:r>
           </w:p>
         </w:tc>
       </w:tr>
@@ -14411,6 +14531,9 @@
             <w:pPr>
               <w:spacing w:before="20" w:after="20" w:line="252" w:lineRule="auto"/>
             </w:pPr>
+            <w:r>
+              <w:t>Garis batas oranye-merah &amp; pesan galat muncul</w:t>
+            </w:r>
           </w:p>
         </w:tc>
       </w:tr>
@@ -14480,6 +14603,9 @@
             <w:pPr>
               <w:spacing w:before="20" w:after="20" w:line="252" w:lineRule="auto"/>
             </w:pPr>
+            <w:r>
+              <w:t>Tanda peringatan otomatis hilang</w:t>
+            </w:r>
           </w:p>
         </w:tc>
       </w:tr>
@@ -14530,6 +14656,7 @@
           <w:rFonts w:cs="Carlito"/>
           <w:sz w:val="20"/>
         </w:rPr>
+        <w:lastRenderedPageBreak/>
         <w:t>Lembar E sudah selesai? Simpan hasilnya sekarang, jangan menunggu kelas berakhir. Perintah Git dijalankan dari dalam folder ~/pabw, tempat repositori Anda disalin pada Pertemuan 3.</w:t>
       </w:r>
     </w:p>
@@ -14545,7 +14672,6 @@
           <w:color w:val="5A6080"/>
           <w:sz w:val="17"/>
         </w:rPr>
-        <w:lastRenderedPageBreak/>
         <w:t>E — simpan perubahan</w:t>
       </w:r>
     </w:p>
@@ -16025,6 +16151,12 @@
             <w:pPr>
               <w:spacing w:before="20" w:after="20" w:line="252" w:lineRule="auto"/>
             </w:pPr>
+            <w:r>
+              <w:t>12.8</w:t>
+            </w:r>
+            <w:r>
+              <w:t>:1</w:t>
+            </w:r>
           </w:p>
         </w:tc>
         <w:tc>
@@ -16041,6 +16173,9 @@
             <w:pPr>
               <w:spacing w:before="20" w:after="20" w:line="252" w:lineRule="auto"/>
             </w:pPr>
+            <w:r>
+              <w:t>11.5:1</w:t>
+            </w:r>
           </w:p>
         </w:tc>
         <w:tc>
@@ -16112,6 +16247,12 @@
             <w:pPr>
               <w:spacing w:before="20" w:after="20" w:line="252" w:lineRule="auto"/>
             </w:pPr>
+            <w:r>
+              <w:t>5.8</w:t>
+            </w:r>
+            <w:r>
+              <w:t>:1</w:t>
+            </w:r>
           </w:p>
         </w:tc>
         <w:tc>
@@ -16129,6 +16270,9 @@
             <w:pPr>
               <w:spacing w:before="20" w:after="20" w:line="252" w:lineRule="auto"/>
             </w:pPr>
+            <w:r>
+              <w:t>6.2:1</w:t>
+            </w:r>
           </w:p>
         </w:tc>
         <w:tc>
@@ -16199,6 +16343,12 @@
             <w:pPr>
               <w:spacing w:before="20" w:after="20" w:line="252" w:lineRule="auto"/>
             </w:pPr>
+            <w:r>
+              <w:t>12.8</w:t>
+            </w:r>
+            <w:r>
+              <w:t>:1</w:t>
+            </w:r>
           </w:p>
         </w:tc>
         <w:tc>
@@ -16215,6 +16365,9 @@
             <w:pPr>
               <w:spacing w:before="20" w:after="20" w:line="252" w:lineRule="auto"/>
             </w:pPr>
+            <w:r>
+              <w:t>11.5:1</w:t>
+            </w:r>
           </w:p>
         </w:tc>
         <w:tc>
@@ -16286,6 +16439,12 @@
             <w:pPr>
               <w:spacing w:before="20" w:after="20" w:line="252" w:lineRule="auto"/>
             </w:pPr>
+            <w:r>
+              <w:t>4.2</w:t>
+            </w:r>
+            <w:r>
+              <w:t>:1</w:t>
+            </w:r>
           </w:p>
         </w:tc>
         <w:tc>
@@ -16303,6 +16462,9 @@
             <w:pPr>
               <w:spacing w:before="20" w:after="20" w:line="252" w:lineRule="auto"/>
             </w:pPr>
+            <w:r>
+              <w:t>5.1:1</w:t>
+            </w:r>
           </w:p>
         </w:tc>
         <w:tc>
@@ -16373,6 +16535,9 @@
             <w:pPr>
               <w:spacing w:before="20" w:after="20" w:line="252" w:lineRule="auto"/>
             </w:pPr>
+            <w:r>
+              <w:t>3.1:1</w:t>
+            </w:r>
           </w:p>
         </w:tc>
         <w:tc>
@@ -16389,6 +16554,9 @@
             <w:pPr>
               <w:spacing w:before="20" w:after="20" w:line="252" w:lineRule="auto"/>
             </w:pPr>
+            <w:r>
+              <w:t>3.6:1</w:t>
+            </w:r>
           </w:p>
         </w:tc>
         <w:tc>
@@ -16584,6 +16752,9 @@
             <w:pPr>
               <w:spacing w:before="20" w:after="20" w:line="252" w:lineRule="auto"/>
             </w:pPr>
+            <w:r>
+              <w:t>auto menjadi gelap</w:t>
+            </w:r>
           </w:p>
         </w:tc>
       </w:tr>
@@ -16656,6 +16827,9 @@
             <w:pPr>
               <w:spacing w:before="20" w:after="20" w:line="252" w:lineRule="auto"/>
             </w:pPr>
+            <w:r>
+              <w:t>Berubah menjadi</w:t>
+            </w:r>
           </w:p>
         </w:tc>
       </w:tr>
@@ -16725,6 +16899,9 @@
             <w:pPr>
               <w:spacing w:before="20" w:after="20" w:line="252" w:lineRule="auto"/>
             </w:pPr>
+            <w:r>
+              <w:t>Masih gelap</w:t>
+            </w:r>
           </w:p>
         </w:tc>
       </w:tr>
@@ -16797,6 +16974,9 @@
             <w:pPr>
               <w:spacing w:before="20" w:after="20" w:line="252" w:lineRule="auto"/>
             </w:pPr>
+            <w:r>
+              <w:t>Kedua tema otomatis berubah warna</w:t>
+            </w:r>
           </w:p>
         </w:tc>
       </w:tr>
@@ -17402,7 +17582,7 @@
                 <w:rFonts w:cs="Carlito"/>
                 <w:sz w:val="19"/>
               </w:rPr>
-              <w:t>ya / tidak</w:t>
+              <w:t xml:space="preserve">ya </w:t>
             </w:r>
           </w:p>
         </w:tc>
@@ -17473,7 +17653,7 @@
                 <w:rFonts w:cs="Carlito"/>
                 <w:sz w:val="19"/>
               </w:rPr>
-              <w:t>ya / tidak</w:t>
+              <w:t xml:space="preserve">ya </w:t>
             </w:r>
           </w:p>
         </w:tc>
@@ -17543,7 +17723,7 @@
                 <w:rFonts w:cs="Carlito"/>
                 <w:sz w:val="19"/>
               </w:rPr>
-              <w:t>ya / tidak</w:t>
+              <w:t xml:space="preserve">ya </w:t>
             </w:r>
           </w:p>
         </w:tc>
@@ -17614,7 +17794,7 @@
                 <w:rFonts w:cs="Carlito"/>
                 <w:sz w:val="19"/>
               </w:rPr>
-              <w:t>ya / tidak</w:t>
+              <w:t xml:space="preserve">ya </w:t>
             </w:r>
           </w:p>
         </w:tc>
@@ -17684,7 +17864,7 @@
                 <w:rFonts w:cs="Carlito"/>
                 <w:sz w:val="19"/>
               </w:rPr>
-              <w:t>ya / tidak</w:t>
+              <w:t>ya</w:t>
             </w:r>
           </w:p>
         </w:tc>
@@ -17925,6 +18105,9 @@
             <w:pPr>
               <w:spacing w:before="20" w:after="20" w:line="252" w:lineRule="auto"/>
             </w:pPr>
+            <w:r>
+              <w:t>0</w:t>
+            </w:r>
           </w:p>
         </w:tc>
         <w:tc>
@@ -17989,6 +18172,9 @@
             <w:pPr>
               <w:spacing w:before="20" w:after="20" w:line="252" w:lineRule="auto"/>
             </w:pPr>
+            <w:r>
+              <w:t>0</w:t>
+            </w:r>
           </w:p>
         </w:tc>
         <w:tc>
@@ -18052,6 +18238,9 @@
             <w:pPr>
               <w:spacing w:before="20" w:after="20" w:line="252" w:lineRule="auto"/>
             </w:pPr>
+            <w:r>
+              <w:t>0</w:t>
+            </w:r>
           </w:p>
         </w:tc>
         <w:tc>
@@ -18116,6 +18305,9 @@
             <w:pPr>
               <w:spacing w:before="20" w:after="20" w:line="252" w:lineRule="auto"/>
             </w:pPr>
+            <w:r>
+              <w:t>0</w:t>
+            </w:r>
           </w:p>
         </w:tc>
         <w:tc>
@@ -18179,6 +18371,9 @@
             <w:pPr>
               <w:spacing w:before="20" w:after="20" w:line="252" w:lineRule="auto"/>
             </w:pPr>
+            <w:r>
+              <w:t>0</w:t>
+            </w:r>
           </w:p>
         </w:tc>
         <w:tc>
@@ -18367,6 +18562,9 @@
             <w:pPr>
               <w:spacing w:before="20" w:after="20" w:line="252" w:lineRule="auto"/>
             </w:pPr>
+            <w:r>
+              <w:t>17/17</w:t>
+            </w:r>
           </w:p>
         </w:tc>
         <w:tc>
@@ -18431,6 +18629,9 @@
             <w:pPr>
               <w:spacing w:before="20" w:after="20" w:line="252" w:lineRule="auto"/>
             </w:pPr>
+            <w:r>
+              <w:t>0/1</w:t>
+            </w:r>
           </w:p>
         </w:tc>
         <w:tc>
@@ -18448,6 +18649,9 @@
             <w:pPr>
               <w:spacing w:before="20" w:after="20" w:line="252" w:lineRule="auto"/>
             </w:pPr>
+            <w:r>
+              <w:t>gambar tidak memiliki width dan height yang jelas</w:t>
+            </w:r>
           </w:p>
         </w:tc>
       </w:tr>
@@ -18494,6 +18698,9 @@
             <w:pPr>
               <w:spacing w:before="20" w:after="20" w:line="252" w:lineRule="auto"/>
             </w:pPr>
+            <w:r>
+              <w:t>0</w:t>
+            </w:r>
           </w:p>
         </w:tc>
         <w:tc>
@@ -18510,6 +18717,9 @@
             <w:pPr>
               <w:spacing w:before="20" w:after="20" w:line="252" w:lineRule="auto"/>
             </w:pPr>
+            <w:r>
+              <w:t>Tata letak nya tidak dapat ditemukan</w:t>
+            </w:r>
           </w:p>
         </w:tc>
       </w:tr>
@@ -18756,7 +18966,17 @@
               <w:right w:val="single" w:sz="4" w:space="0" w:color="B9C6E2"/>
             </w:tcBorders>
           </w:tcPr>
-          <w:p/>
+          <w:p>
+            <w:r>
+              <w:t>token semantik yang mendefinisikan peran/fungsi warna dalam antarmuka</w:t>
+            </w:r>
+            <w:r>
+              <w:t xml:space="preserve"> dan</w:t>
+            </w:r>
+            <w:r>
+              <w:t xml:space="preserve"> Komponen hanya boleh menyentuh token semantik agar penggantian tema dan perubahan peran dapat dilakukan secara tersentralisasi tanpa mengubah nilai warna dasar</w:t>
+            </w:r>
+          </w:p>
         </w:tc>
       </w:tr>
       <w:tr>
@@ -18835,7 +19055,11 @@
               <w:right w:val="single" w:sz="4" w:space="0" w:color="B9C6E2"/>
             </w:tcBorders>
           </w:tcPr>
-          <w:p/>
+          <w:p>
+            <w:r>
+              <w:t>saat tema gelap: Nilai #FFFFFF diketik secara langsung (hardcoded hex code) pada token semantik, bukan mengambil nilai dari variabel primitif. Seharusnya ditulis var(--gray-surface) atau ditimpa pada blok media query @media (prefers-color-scheme: dark) dengan nilai gelap seperti #1E293B</w:t>
+            </w:r>
+          </w:p>
         </w:tc>
       </w:tr>
       <w:tr>
@@ -18897,7 +19121,14 @@
               <w:right w:val="single" w:sz="4" w:space="0" w:color="B9C6E2"/>
             </w:tcBorders>
           </w:tcPr>
-          <w:p/>
+          <w:p>
+            <w:r>
+              <w:t xml:space="preserve">karena untuk </w:t>
+            </w:r>
+            <w:r>
+              <w:t>menghasilkan rasio kontras rendah sehingga sulit dibaca. Digunakan #7DA9F7 yang lebih terang agar memenuhi kriteria aksesibilitas kontras minimal (WCAG AA / 4.5:1).</w:t>
+            </w:r>
+          </w:p>
         </w:tc>
       </w:tr>
       <w:tr>
@@ -18959,7 +19190,11 @@
               <w:right w:val="single" w:sz="4" w:space="0" w:color="B9C6E2"/>
             </w:tcBorders>
           </w:tcPr>
-          <w:p/>
+          <w:p>
+            <w:r>
+              <w:t>:invalid menyala langsung sejak awal halaman dimuat saat kolom kosong, yang membingungkan pengguna.</w:t>
+            </w:r>
+          </w:p>
         </w:tc>
       </w:tr>
       <w:tr>
@@ -18976,7 +19211,11 @@
               <w:right w:val="single" w:sz="4" w:space="0" w:color="B9C6E2"/>
             </w:tcBorders>
           </w:tcPr>
-          <w:p/>
+          <w:p>
+            <w:r>
+              <w:t>:user-invalid hanya menyala setelah pengguna melakukan interaksi atau mencoba memasukkan data yang salah pada kolom tersebut.</w:t>
+            </w:r>
+          </w:p>
         </w:tc>
       </w:tr>
     </w:tbl>
@@ -19021,7 +19260,21 @@
               <w:right w:val="single" w:sz="4" w:space="0" w:color="B9C6E2"/>
             </w:tcBorders>
           </w:tcPr>
-          <w:p/>
+          <w:p>
+            <w:r>
+              <w:t xml:space="preserve">mengatur jarak antar elemen secara seragam di dalam wadah Flex/Grid tanpa risiko </w:t>
+            </w:r>
+            <w:r>
+              <w:rPr>
+                <w:i/>
+                <w:iCs/>
+              </w:rPr>
+              <w:t>margin collapsing</w:t>
+            </w:r>
+            <w:r>
+              <w:t xml:space="preserve"> atau menyisakan celah luar tak terduga pada elemen pertama/terakhir.</w:t>
+            </w:r>
+          </w:p>
         </w:tc>
       </w:tr>
       <w:tr>
@@ -19087,11 +19340,19 @@
             </w:pPr>
             <w:r>
               <w:rPr>
-                <w:rFonts w:cs="Carlito"/>
+                <w:rFonts w:ascii="Aptos Narrow" w:hAnsi="Aptos Narrow" w:cs="Carlito"/>
                 <w:color w:val="003796"/>
                 <w:sz w:val="22"/>
               </w:rPr>
-              <w:t xml:space="preserve">☐  </w:t>
+              <w:t>✓</w:t>
+            </w:r>
+            <w:r>
+              <w:rPr>
+                <w:rFonts w:cs="Carlito"/>
+                <w:color w:val="003796"/>
+                <w:sz w:val="22"/>
+              </w:rPr>
+              <w:t xml:space="preserve">  </w:t>
             </w:r>
             <w:r>
               <w:rPr>
@@ -19144,11 +19405,20 @@
             </w:pPr>
             <w:r>
               <w:rPr>
-                <w:rFonts w:cs="Carlito"/>
+                <w:rFonts w:ascii="Segoe UI Symbol" w:hAnsi="Segoe UI Symbol" w:cs="Segoe UI Symbol"/>
                 <w:color w:val="003796"/>
                 <w:sz w:val="22"/>
               </w:rPr>
-              <w:t xml:space="preserve">☐  </w:t>
+              <w:lastRenderedPageBreak/>
+              <w:t>✓</w:t>
+            </w:r>
+            <w:r>
+              <w:rPr>
+                <w:rFonts w:cs="Carlito"/>
+                <w:color w:val="003796"/>
+                <w:sz w:val="22"/>
+              </w:rPr>
+              <w:t xml:space="preserve">  </w:t>
             </w:r>
             <w:r>
               <w:rPr>
@@ -19201,11 +19471,19 @@
             </w:pPr>
             <w:r>
               <w:rPr>
-                <w:rFonts w:cs="Carlito"/>
+                <w:rFonts w:ascii="Segoe UI Symbol" w:hAnsi="Segoe UI Symbol" w:cs="Segoe UI Symbol"/>
                 <w:color w:val="003796"/>
                 <w:sz w:val="22"/>
               </w:rPr>
-              <w:t xml:space="preserve">☐  </w:t>
+              <w:t>✓</w:t>
+            </w:r>
+            <w:r>
+              <w:rPr>
+                <w:rFonts w:cs="Carlito"/>
+                <w:color w:val="003796"/>
+                <w:sz w:val="22"/>
+              </w:rPr>
+              <w:t xml:space="preserve">  </w:t>
             </w:r>
             <w:r>
               <w:rPr>
@@ -19258,11 +19536,19 @@
             </w:pPr>
             <w:r>
               <w:rPr>
-                <w:rFonts w:cs="Carlito"/>
+                <w:rFonts w:ascii="Segoe UI Symbol" w:hAnsi="Segoe UI Symbol" w:cs="Segoe UI Symbol"/>
                 <w:color w:val="003796"/>
                 <w:sz w:val="22"/>
               </w:rPr>
-              <w:t xml:space="preserve">☐  </w:t>
+              <w:t>✓</w:t>
+            </w:r>
+            <w:r>
+              <w:rPr>
+                <w:rFonts w:cs="Carlito"/>
+                <w:color w:val="003796"/>
+                <w:sz w:val="22"/>
+              </w:rPr>
+              <w:t xml:space="preserve">  </w:t>
             </w:r>
             <w:r>
               <w:rPr>
@@ -19315,11 +19601,19 @@
             </w:pPr>
             <w:r>
               <w:rPr>
-                <w:rFonts w:cs="Carlito"/>
+                <w:rFonts w:ascii="Segoe UI Symbol" w:hAnsi="Segoe UI Symbol" w:cs="Segoe UI Symbol"/>
                 <w:color w:val="003796"/>
                 <w:sz w:val="22"/>
               </w:rPr>
-              <w:t xml:space="preserve">☐  </w:t>
+              <w:t>✓</w:t>
+            </w:r>
+            <w:r>
+              <w:rPr>
+                <w:rFonts w:cs="Carlito"/>
+                <w:color w:val="003796"/>
+                <w:sz w:val="22"/>
+              </w:rPr>
+              <w:t xml:space="preserve">  </w:t>
             </w:r>
             <w:r>
               <w:rPr>
@@ -19372,11 +19666,19 @@
             </w:pPr>
             <w:r>
               <w:rPr>
-                <w:rFonts w:cs="Carlito"/>
+                <w:rFonts w:ascii="Segoe UI Symbol" w:hAnsi="Segoe UI Symbol" w:cs="Segoe UI Symbol"/>
                 <w:color w:val="003796"/>
                 <w:sz w:val="22"/>
               </w:rPr>
-              <w:t xml:space="preserve">☐  </w:t>
+              <w:t>✓</w:t>
+            </w:r>
+            <w:r>
+              <w:rPr>
+                <w:rFonts w:cs="Carlito"/>
+                <w:color w:val="003796"/>
+                <w:sz w:val="22"/>
+              </w:rPr>
+              <w:t xml:space="preserve">  </w:t>
             </w:r>
             <w:r>
               <w:rPr>
@@ -19429,11 +19731,19 @@
             </w:pPr>
             <w:r>
               <w:rPr>
-                <w:rFonts w:cs="Carlito"/>
+                <w:rFonts w:ascii="Segoe UI Symbol" w:hAnsi="Segoe UI Symbol" w:cs="Segoe UI Symbol"/>
                 <w:color w:val="003796"/>
                 <w:sz w:val="22"/>
               </w:rPr>
-              <w:t xml:space="preserve">☐  </w:t>
+              <w:t>✓</w:t>
+            </w:r>
+            <w:r>
+              <w:rPr>
+                <w:rFonts w:cs="Carlito"/>
+                <w:color w:val="003796"/>
+                <w:sz w:val="22"/>
+              </w:rPr>
+              <w:t xml:space="preserve">  </w:t>
             </w:r>
             <w:r>
               <w:rPr>
@@ -19486,11 +19796,19 @@
             </w:pPr>
             <w:r>
               <w:rPr>
-                <w:rFonts w:cs="Carlito"/>
+                <w:rFonts w:ascii="Segoe UI Symbol" w:hAnsi="Segoe UI Symbol" w:cs="Segoe UI Symbol"/>
                 <w:color w:val="003796"/>
                 <w:sz w:val="22"/>
               </w:rPr>
-              <w:t xml:space="preserve">☐  </w:t>
+              <w:t>✓</w:t>
+            </w:r>
+            <w:r>
+              <w:rPr>
+                <w:rFonts w:cs="Carlito"/>
+                <w:color w:val="003796"/>
+                <w:sz w:val="22"/>
+              </w:rPr>
+              <w:t xml:space="preserve">  </w:t>
             </w:r>
             <w:r>
               <w:rPr>
@@ -19543,11 +19861,19 @@
             </w:pPr>
             <w:r>
               <w:rPr>
-                <w:rFonts w:cs="Carlito"/>
+                <w:rFonts w:ascii="Segoe UI Symbol" w:hAnsi="Segoe UI Symbol" w:cs="Segoe UI Symbol"/>
                 <w:color w:val="003796"/>
                 <w:sz w:val="22"/>
               </w:rPr>
-              <w:t xml:space="preserve">☐  </w:t>
+              <w:t>✓</w:t>
+            </w:r>
+            <w:r>
+              <w:rPr>
+                <w:rFonts w:cs="Carlito"/>
+                <w:color w:val="003796"/>
+                <w:sz w:val="22"/>
+              </w:rPr>
+              <w:t xml:space="preserve">  </w:t>
             </w:r>
             <w:r>
               <w:rPr>
@@ -19600,11 +19926,19 @@
             </w:pPr>
             <w:r>
               <w:rPr>
-                <w:rFonts w:cs="Carlito"/>
+                <w:rFonts w:ascii="Segoe UI Symbol" w:hAnsi="Segoe UI Symbol" w:cs="Segoe UI Symbol"/>
                 <w:color w:val="003796"/>
                 <w:sz w:val="22"/>
               </w:rPr>
-              <w:t xml:space="preserve">☐  </w:t>
+              <w:t>✓</w:t>
+            </w:r>
+            <w:r>
+              <w:rPr>
+                <w:rFonts w:cs="Carlito"/>
+                <w:color w:val="003796"/>
+                <w:sz w:val="22"/>
+              </w:rPr>
+              <w:t xml:space="preserve">  </w:t>
             </w:r>
             <w:r>
               <w:rPr>
@@ -19657,11 +19991,19 @@
             </w:pPr>
             <w:r>
               <w:rPr>
-                <w:rFonts w:cs="Carlito"/>
+                <w:rFonts w:ascii="Segoe UI Symbol" w:hAnsi="Segoe UI Symbol" w:cs="Segoe UI Symbol"/>
                 <w:color w:val="003796"/>
                 <w:sz w:val="22"/>
               </w:rPr>
-              <w:t xml:space="preserve">☐  </w:t>
+              <w:t>✓</w:t>
+            </w:r>
+            <w:r>
+              <w:rPr>
+                <w:rFonts w:cs="Carlito"/>
+                <w:color w:val="003796"/>
+                <w:sz w:val="22"/>
+              </w:rPr>
+              <w:t xml:space="preserve">  </w:t>
             </w:r>
             <w:r>
               <w:rPr>
@@ -19714,11 +20056,19 @@
             </w:pPr>
             <w:r>
               <w:rPr>
-                <w:rFonts w:cs="Carlito"/>
+                <w:rFonts w:ascii="Segoe UI Symbol" w:hAnsi="Segoe UI Symbol" w:cs="Segoe UI Symbol"/>
                 <w:color w:val="003796"/>
                 <w:sz w:val="22"/>
               </w:rPr>
-              <w:t xml:space="preserve">☐  </w:t>
+              <w:t>✓</w:t>
+            </w:r>
+            <w:r>
+              <w:rPr>
+                <w:rFonts w:cs="Carlito"/>
+                <w:color w:val="003796"/>
+                <w:sz w:val="22"/>
+              </w:rPr>
+              <w:t xml:space="preserve">  </w:t>
             </w:r>
             <w:r>
               <w:rPr>
@@ -19771,11 +20121,19 @@
             </w:pPr>
             <w:r>
               <w:rPr>
-                <w:rFonts w:cs="Carlito"/>
+                <w:rFonts w:ascii="Segoe UI Symbol" w:hAnsi="Segoe UI Symbol" w:cs="Segoe UI Symbol"/>
                 <w:color w:val="003796"/>
                 <w:sz w:val="22"/>
               </w:rPr>
-              <w:t xml:space="preserve">☐  </w:t>
+              <w:t>✓</w:t>
+            </w:r>
+            <w:r>
+              <w:rPr>
+                <w:rFonts w:cs="Carlito"/>
+                <w:color w:val="003796"/>
+                <w:sz w:val="22"/>
+              </w:rPr>
+              <w:t xml:space="preserve">  </w:t>
             </w:r>
             <w:r>
               <w:rPr>
@@ -19828,11 +20186,19 @@
             </w:pPr>
             <w:r>
               <w:rPr>
-                <w:rFonts w:cs="Carlito"/>
+                <w:rFonts w:ascii="Segoe UI Symbol" w:hAnsi="Segoe UI Symbol" w:cs="Segoe UI Symbol"/>
                 <w:color w:val="003796"/>
                 <w:sz w:val="22"/>
               </w:rPr>
-              <w:t xml:space="preserve">☐  </w:t>
+              <w:t>✓</w:t>
+            </w:r>
+            <w:r>
+              <w:rPr>
+                <w:rFonts w:cs="Carlito"/>
+                <w:color w:val="003796"/>
+                <w:sz w:val="22"/>
+              </w:rPr>
+              <w:t xml:space="preserve">  </w:t>
             </w:r>
             <w:r>
               <w:rPr>
@@ -19885,11 +20251,19 @@
             </w:pPr>
             <w:r>
               <w:rPr>
-                <w:rFonts w:cs="Carlito"/>
+                <w:rFonts w:ascii="Segoe UI Symbol" w:hAnsi="Segoe UI Symbol" w:cs="Segoe UI Symbol"/>
                 <w:color w:val="003796"/>
                 <w:sz w:val="22"/>
               </w:rPr>
-              <w:t xml:space="preserve">☐  </w:t>
+              <w:t>✓</w:t>
+            </w:r>
+            <w:r>
+              <w:rPr>
+                <w:rFonts w:cs="Carlito"/>
+                <w:color w:val="003796"/>
+                <w:sz w:val="22"/>
+              </w:rPr>
+              <w:t xml:space="preserve">  </w:t>
             </w:r>
             <w:r>
               <w:rPr>
@@ -19942,11 +20316,19 @@
             </w:pPr>
             <w:r>
               <w:rPr>
-                <w:rFonts w:cs="Carlito"/>
+                <w:rFonts w:ascii="Segoe UI Symbol" w:hAnsi="Segoe UI Symbol" w:cs="Segoe UI Symbol"/>
                 <w:color w:val="003796"/>
                 <w:sz w:val="22"/>
               </w:rPr>
-              <w:t xml:space="preserve">☐  </w:t>
+              <w:t>✓</w:t>
+            </w:r>
+            <w:r>
+              <w:rPr>
+                <w:rFonts w:cs="Carlito"/>
+                <w:color w:val="003796"/>
+                <w:sz w:val="22"/>
+              </w:rPr>
+              <w:t xml:space="preserve">  </w:t>
             </w:r>
             <w:r>
               <w:rPr>
@@ -19999,11 +20381,19 @@
             </w:pPr>
             <w:r>
               <w:rPr>
-                <w:rFonts w:cs="Carlito"/>
+                <w:rFonts w:ascii="Segoe UI Symbol" w:hAnsi="Segoe UI Symbol" w:cs="Segoe UI Symbol"/>
                 <w:color w:val="003796"/>
                 <w:sz w:val="22"/>
               </w:rPr>
-              <w:t xml:space="preserve">☐  </w:t>
+              <w:t>✓</w:t>
+            </w:r>
+            <w:r>
+              <w:rPr>
+                <w:rFonts w:cs="Carlito"/>
+                <w:color w:val="003796"/>
+                <w:sz w:val="22"/>
+              </w:rPr>
+              <w:t xml:space="preserve">  </w:t>
             </w:r>
             <w:r>
               <w:rPr>
@@ -20143,6 +20533,9 @@
             <w:pPr>
               <w:spacing w:before="20" w:after="20" w:line="252" w:lineRule="auto"/>
             </w:pPr>
+            <w:r>
+              <w:t>30</w:t>
+            </w:r>
           </w:p>
         </w:tc>
       </w:tr>
@@ -20191,6 +20584,9 @@
             <w:pPr>
               <w:spacing w:before="20" w:after="20" w:line="252" w:lineRule="auto"/>
             </w:pPr>
+            <w:r>
+              <w:t>25</w:t>
+            </w:r>
           </w:p>
         </w:tc>
       </w:tr>
@@ -20237,6 +20633,9 @@
             <w:pPr>
               <w:spacing w:before="20" w:after="20" w:line="252" w:lineRule="auto"/>
             </w:pPr>
+            <w:r>
+              <w:t>20</w:t>
+            </w:r>
           </w:p>
         </w:tc>
       </w:tr>
@@ -20285,6 +20684,9 @@
             <w:pPr>
               <w:spacing w:before="20" w:after="20" w:line="252" w:lineRule="auto"/>
             </w:pPr>
+            <w:r>
+              <w:t>15</w:t>
+            </w:r>
           </w:p>
         </w:tc>
       </w:tr>
@@ -20331,6 +20733,9 @@
             <w:pPr>
               <w:spacing w:before="20" w:after="20" w:line="252" w:lineRule="auto"/>
             </w:pPr>
+            <w:r>
+              <w:t>10</w:t>
+            </w:r>
           </w:p>
         </w:tc>
       </w:tr>
@@ -20379,6 +20784,9 @@
             <w:pPr>
               <w:spacing w:before="20" w:after="20" w:line="252" w:lineRule="auto"/>
             </w:pPr>
+            <w:r>
+              <w:t>100</w:t>
+            </w:r>
           </w:p>
         </w:tc>
       </w:tr>
@@ -20453,6 +20861,7 @@
           <w:color w:val="5A6080"/>
           <w:sz w:val="17"/>
         </w:rPr>
+        <w:lastRenderedPageBreak/>
         <w:t>G — simpan perubahan</w:t>
       </w:r>
     </w:p>
@@ -20578,7 +20987,6 @@
     </w:p>
     <w:p>
       <w:r>
-        <w:lastRenderedPageBreak/>
         <w:br w:type="page"/>
       </w:r>
     </w:p>
@@ -25301,7 +25709,6 @@
   <w:style w:type="character" w:default="1" w:styleId="DefaultParagraphFont">
     <w:name w:val="Default Paragraph Font"/>
     <w:uiPriority w:val="1"/>
-    <w:semiHidden/>
     <w:unhideWhenUsed/>
   </w:style>
   <w:style w:type="table" w:default="1" w:styleId="TableNormal">
